--- a/6 семестр/Проектирование информационных систем/Практическая работа №7/ВраженкоДО.docx
+++ b/6 семестр/Проектирование информационных систем/Практическая работа №7/ВраженкоДО.docx
@@ -18,8 +18,8 @@
       </w:tblPr>
       <w:tblGrid>
         <w:gridCol w:w="111"/>
-        <w:gridCol w:w="9479"/>
-        <w:gridCol w:w="91"/>
+        <w:gridCol w:w="9478"/>
+        <w:gridCol w:w="92"/>
       </w:tblGrid>
       <w:tr>
         <w:trPr>
@@ -28,7 +28,7 @@
         </w:trPr>
         <w:tc>
           <w:tcPr>
-            <w:tcW w:w="9590" w:type="dxa"/>
+            <w:tcW w:w="9589" w:type="dxa"/>
             <w:gridSpan w:val="2"/>
             <w:tcBorders/>
           </w:tcPr>
@@ -360,7 +360,7 @@
                     <mc:AlternateContent>
                       <mc:Choice Requires="wps">
                         <w:drawing>
-                          <wp:anchor distT="19050" distB="19050" distL="19050" distR="19050" simplePos="0" relativeHeight="3" behindDoc="0" locked="0" layoutInCell="1" allowOverlap="1">
+                          <wp:anchor distT="19050" distB="19050" distL="19050" distR="19050" simplePos="0" relativeHeight="4" behindDoc="0" locked="0" layoutInCell="1" allowOverlap="1">
                             <wp:simplePos x="0" y="0"/>
                             <wp:positionH relativeFrom="column">
                               <wp:posOffset>200025</wp:posOffset>
@@ -446,7 +446,7 @@
         </w:tc>
         <w:tc>
           <w:tcPr>
-            <w:tcW w:w="91" w:type="dxa"/>
+            <w:tcW w:w="92" w:type="dxa"/>
             <w:tcBorders/>
           </w:tcPr>
           <w:p>
@@ -1734,14 +1734,42 @@
       <w:pPr>
         <w:pStyle w:val="BodyText"/>
         <w:numPr>
-          <w:ilvl w:val="0"/>
+          <w:ilvl w:val="1"/>
           <w:numId w:val="2"/>
         </w:numPr>
         <w:rPr/>
       </w:pPr>
       <w:r>
         <w:rPr/>
-        <w:t>Изменено – внесены корректировки (время, аудитория, преподаватель) после первоначального планирования.</w:t>
+        <w:t>entry/инициализация записи в базе данных, установка статуса «Запланировано», создание начальной версии данных.</w:t>
+      </w:r>
+    </w:p>
+    <w:p>
+      <w:pPr>
+        <w:pStyle w:val="BodyText"/>
+        <w:numPr>
+          <w:ilvl w:val="1"/>
+          <w:numId w:val="2"/>
+        </w:numPr>
+        <w:rPr/>
+      </w:pPr>
+      <w:r>
+        <w:rPr/>
+        <w:t>do/ожидание наступления времени начала или внешних изменений.</w:t>
+      </w:r>
+    </w:p>
+    <w:p>
+      <w:pPr>
+        <w:pStyle w:val="BodyText"/>
+        <w:numPr>
+          <w:ilvl w:val="1"/>
+          <w:numId w:val="2"/>
+        </w:numPr>
+        <w:rPr/>
+      </w:pPr>
+      <w:r>
+        <w:rPr/>
+        <w:t>exit/снятие статуса ожидания, подготовка данных к возможному изменению или началу.</w:t>
       </w:r>
     </w:p>
     <w:p>
@@ -1755,7 +1783,49 @@
       </w:pPr>
       <w:r>
         <w:rPr/>
-        <w:t>Отменено – занятие отменено по решению администрации.</w:t>
+        <w:t>Изменено – внесены корректировки (время, аудитория, преподаватель) после первоначального планирования.</w:t>
+      </w:r>
+    </w:p>
+    <w:p>
+      <w:pPr>
+        <w:pStyle w:val="BodyText"/>
+        <w:numPr>
+          <w:ilvl w:val="1"/>
+          <w:numId w:val="2"/>
+        </w:numPr>
+        <w:rPr/>
+      </w:pPr>
+      <w:r>
+        <w:rPr/>
+        <w:t>entry/фиксация факта изменения, обновление данных в расписании, запись времени изменения.</w:t>
+      </w:r>
+    </w:p>
+    <w:p>
+      <w:pPr>
+        <w:pStyle w:val="BodyText"/>
+        <w:numPr>
+          <w:ilvl w:val="1"/>
+          <w:numId w:val="2"/>
+        </w:numPr>
+        <w:rPr/>
+      </w:pPr>
+      <w:r>
+        <w:rPr/>
+        <w:t>do/состояние сохраняется до тех пор, пока не произойдёт дальнейшее событие.</w:t>
+      </w:r>
+    </w:p>
+    <w:p>
+      <w:pPr>
+        <w:pStyle w:val="BodyText"/>
+        <w:numPr>
+          <w:ilvl w:val="1"/>
+          <w:numId w:val="2"/>
+        </w:numPr>
+        <w:rPr/>
+      </w:pPr>
+      <w:r>
+        <w:rPr/>
+        <w:t>exit/сохранение окончательной версии изменённых данных перед переходом.</w:t>
       </w:r>
     </w:p>
     <w:p>
@@ -1769,7 +1839,49 @@
       </w:pPr>
       <w:r>
         <w:rPr/>
-        <w:t>Проводится – занятие началось по расписанию.</w:t>
+        <w:t>Отменено – занятие отменено по решению администрации.</w:t>
+      </w:r>
+    </w:p>
+    <w:p>
+      <w:pPr>
+        <w:pStyle w:val="BodyText"/>
+        <w:numPr>
+          <w:ilvl w:val="1"/>
+          <w:numId w:val="2"/>
+        </w:numPr>
+        <w:rPr/>
+      </w:pPr>
+      <w:r>
+        <w:rPr/>
+        <w:t>entry/формирование уведомления студентам об отмене, запись причины отмены.</w:t>
+      </w:r>
+    </w:p>
+    <w:p>
+      <w:pPr>
+        <w:pStyle w:val="BodyText"/>
+        <w:numPr>
+          <w:ilvl w:val="1"/>
+          <w:numId w:val="2"/>
+        </w:numPr>
+        <w:rPr/>
+      </w:pPr>
+      <w:r>
+        <w:rPr/>
+        <w:t>do/сохранение статуса отмены в журнале, блокировка возможности начала занятия.</w:t>
+      </w:r>
+    </w:p>
+    <w:p>
+      <w:pPr>
+        <w:pStyle w:val="BodyText"/>
+        <w:numPr>
+          <w:ilvl w:val="1"/>
+          <w:numId w:val="2"/>
+        </w:numPr>
+        <w:rPr/>
+      </w:pPr>
+      <w:r>
+        <w:rPr/>
+        <w:t>exit/очистка отметки об отмене при восстановлении, удаление временных блокировок.</w:t>
       </w:r>
     </w:p>
     <w:p>
@@ -1783,7 +1895,105 @@
       </w:pPr>
       <w:r>
         <w:rPr/>
+        <w:t>Проводится – занятие началось по расписанию.</w:t>
+      </w:r>
+    </w:p>
+    <w:p>
+      <w:pPr>
+        <w:pStyle w:val="BodyText"/>
+        <w:numPr>
+          <w:ilvl w:val="1"/>
+          <w:numId w:val="2"/>
+        </w:numPr>
+        <w:rPr/>
+      </w:pPr>
+      <w:r>
+        <w:rPr/>
+        <w:t>entry/отметка времени фактического начала, активация режима учёта посещаемости, установка статуса «Проводится».</w:t>
+      </w:r>
+    </w:p>
+    <w:p>
+      <w:pPr>
+        <w:pStyle w:val="BodyText"/>
+        <w:numPr>
+          <w:ilvl w:val="1"/>
+          <w:numId w:val="2"/>
+        </w:numPr>
+        <w:rPr/>
+      </w:pPr>
+      <w:r>
+        <w:rPr/>
+        <w:t>do/учёт посещаемости студентов.</w:t>
+      </w:r>
+    </w:p>
+    <w:p>
+      <w:pPr>
+        <w:pStyle w:val="BodyText"/>
+        <w:numPr>
+          <w:ilvl w:val="1"/>
+          <w:numId w:val="2"/>
+        </w:numPr>
+        <w:rPr/>
+      </w:pPr>
+      <w:r>
+        <w:rPr/>
+        <w:t>exit/фиксация времени окончания, деактивация режима учёта.</w:t>
+      </w:r>
+    </w:p>
+    <w:p>
+      <w:pPr>
+        <w:pStyle w:val="BodyText"/>
+        <w:numPr>
+          <w:ilvl w:val="0"/>
+          <w:numId w:val="2"/>
+        </w:numPr>
+        <w:rPr/>
+      </w:pPr>
+      <w:r>
+        <w:rPr/>
         <w:t>Завершено – занятие окончено.</w:t>
+      </w:r>
+    </w:p>
+    <w:p>
+      <w:pPr>
+        <w:pStyle w:val="BodyText"/>
+        <w:numPr>
+          <w:ilvl w:val="1"/>
+          <w:numId w:val="2"/>
+        </w:numPr>
+        <w:rPr/>
+      </w:pPr>
+      <w:r>
+        <w:rPr/>
+        <w:t>entry/простановка фактического времени окончания, запись завершения в журнал, подведение итогов посещаемости.</w:t>
+      </w:r>
+    </w:p>
+    <w:p>
+      <w:pPr>
+        <w:pStyle w:val="BodyText"/>
+        <w:numPr>
+          <w:ilvl w:val="1"/>
+          <w:numId w:val="2"/>
+        </w:numPr>
+        <w:rPr/>
+      </w:pPr>
+      <w:r>
+        <w:rPr/>
+        <w:t>do/сохранение итоговых данных (посещаемость, возможно, отметка о проведении).</w:t>
+      </w:r>
+    </w:p>
+    <w:p>
+      <w:pPr>
+        <w:pStyle w:val="BodyText"/>
+        <w:numPr>
+          <w:ilvl w:val="1"/>
+          <w:numId w:val="2"/>
+        </w:numPr>
+        <w:rPr/>
+      </w:pPr>
+      <w:r>
+        <w:rPr/>
+        <w:t>exit/архивирование данных о занятии.</w:t>
       </w:r>
     </w:p>
     <w:p>
@@ -1817,17 +2027,7 @@
           <w:szCs w:val="22"/>
           <w:lang w:val="ru-RU" w:eastAsia="en-US" w:bidi="ar-SA"/>
         </w:rPr>
-        <w:t>создание</w:t>
-      </w:r>
-      <w:r>
-        <w:rPr>
-          <w:rFonts w:eastAsia="Calibri" w:cs="" w:cstheme="minorBidi" w:eastAsiaTheme="minorHAnsi"/>
-          <w:color w:val="auto"/>
-          <w:kern w:val="0"/>
-          <w:szCs w:val="22"/>
-          <w:lang w:val="ru-RU" w:eastAsia="en-US" w:bidi="ar-SA"/>
-        </w:rPr>
-        <w:t xml:space="preserve"> – создание записи о занятии (переход в «Запланировано»).</w:t>
+        <w:t>создание – создание записи о занятии (переход в «Запланировано»).</w:t>
       </w:r>
     </w:p>
     <w:p>
@@ -1857,17 +2057,7 @@
           <w:szCs w:val="22"/>
           <w:lang w:val="ru-RU" w:eastAsia="en-US" w:bidi="ar-SA"/>
         </w:rPr>
-        <w:t>изменение</w:t>
-      </w:r>
-      <w:r>
-        <w:rPr>
-          <w:rFonts w:eastAsia="Calibri" w:cs="" w:cstheme="minorBidi" w:eastAsiaTheme="minorHAnsi"/>
-          <w:color w:val="auto"/>
-          <w:kern w:val="0"/>
-          <w:szCs w:val="22"/>
-          <w:lang w:val="ru-RU" w:eastAsia="en-US" w:bidi="ar-SA"/>
-        </w:rPr>
-        <w:t xml:space="preserve"> – изменение параметров занятия (переход в «Изменено»).</w:t>
+        <w:t>изменение – изменение параметров занятия (переход в «Изменено»).</w:t>
       </w:r>
     </w:p>
     <w:p>
@@ -1897,17 +2087,7 @@
           <w:szCs w:val="22"/>
           <w:lang w:val="ru-RU" w:eastAsia="en-US" w:bidi="ar-SA"/>
         </w:rPr>
-        <w:t>отмена</w:t>
-      </w:r>
-      <w:r>
-        <w:rPr>
-          <w:rFonts w:eastAsia="Calibri" w:cs="" w:cstheme="minorBidi" w:eastAsiaTheme="minorHAnsi"/>
-          <w:color w:val="auto"/>
-          <w:kern w:val="0"/>
-          <w:szCs w:val="22"/>
-          <w:lang w:val="ru-RU" w:eastAsia="en-US" w:bidi="ar-SA"/>
-        </w:rPr>
-        <w:t xml:space="preserve"> – отмена занятия (переход в «Отменено»).</w:t>
+        <w:t>отмена – отмена занятия (переход в «Отменено»).</w:t>
       </w:r>
     </w:p>
     <w:p>
@@ -1937,17 +2117,7 @@
           <w:szCs w:val="22"/>
           <w:lang w:val="ru-RU" w:eastAsia="en-US" w:bidi="ar-SA"/>
         </w:rPr>
-        <w:t>восстановление</w:t>
-      </w:r>
-      <w:r>
-        <w:rPr>
-          <w:rFonts w:eastAsia="Calibri" w:cs="" w:cstheme="minorBidi" w:eastAsiaTheme="minorHAnsi"/>
-          <w:color w:val="auto"/>
-          <w:kern w:val="0"/>
-          <w:szCs w:val="22"/>
-          <w:lang w:val="ru-RU" w:eastAsia="en-US" w:bidi="ar-SA"/>
-        </w:rPr>
-        <w:t xml:space="preserve"> – восстановление отменённого занятия (переход в «Запланировано»).</w:t>
+        <w:t>восстановление – восстановление отменённого занятия (переход в «Запланировано»).</w:t>
       </w:r>
     </w:p>
     <w:p>
@@ -1977,17 +2147,7 @@
           <w:szCs w:val="22"/>
           <w:lang w:val="ru-RU" w:eastAsia="en-US" w:bidi="ar-SA"/>
         </w:rPr>
-        <w:t>начало</w:t>
-      </w:r>
-      <w:r>
-        <w:rPr>
-          <w:rFonts w:eastAsia="Calibri" w:cs="" w:cstheme="minorBidi" w:eastAsiaTheme="minorHAnsi"/>
-          <w:color w:val="auto"/>
-          <w:kern w:val="0"/>
-          <w:szCs w:val="22"/>
-          <w:lang w:val="ru-RU" w:eastAsia="en-US" w:bidi="ar-SA"/>
-        </w:rPr>
-        <w:t xml:space="preserve"> – наступление времени начала занятия (переход в «Проводится»).</w:t>
+        <w:t>начало – наступление времени начала занятия (переход в «Проводится»).</w:t>
       </w:r>
     </w:p>
     <w:p>
@@ -2047,94 +2207,7 @@
           <w:szCs w:val="22"/>
           <w:lang w:val="ru-RU" w:eastAsia="en-US" w:bidi="ar-SA"/>
         </w:rPr>
-        <w:t>окончание</w:t>
-      </w:r>
-      <w:r>
-        <w:rPr>
-          <w:rFonts w:eastAsia="Calibri" w:cs="" w:cstheme="minorBidi" w:eastAsiaTheme="minorHAnsi"/>
-          <w:color w:val="auto"/>
-          <w:kern w:val="0"/>
-          <w:szCs w:val="22"/>
-          <w:lang w:val="ru-RU" w:eastAsia="en-US" w:bidi="ar-SA"/>
-        </w:rPr>
-        <w:t xml:space="preserve"> – </w:t>
-      </w:r>
-      <w:r>
-        <w:rPr>
-          <w:rFonts w:eastAsia="Calibri" w:cs="" w:cstheme="minorBidi" w:eastAsiaTheme="minorHAnsi"/>
-          <w:color w:val="auto"/>
-          <w:kern w:val="0"/>
-          <w:szCs w:val="22"/>
-          <w:lang w:val="ru-RU" w:eastAsia="en-US" w:bidi="ar-SA"/>
-        </w:rPr>
-        <w:t>закрытие записи о занятии.</w:t>
-      </w:r>
-    </w:p>
-    <w:p>
-      <w:pPr>
-        <w:pStyle w:val="BodyText"/>
-        <w:keepNext w:val="true"/>
-        <w:rPr/>
-      </w:pPr>
-      <w:r>
-        <w:rPr/>
-        <w:t>Внутренние действия:</w:t>
-      </w:r>
-    </w:p>
-    <w:p>
-      <w:pPr>
-        <w:pStyle w:val="BodyText"/>
-        <w:widowControl/>
-        <w:numPr>
-          <w:ilvl w:val="0"/>
-          <w:numId w:val="2"/>
-        </w:numPr>
-        <w:suppressAutoHyphens w:val="true"/>
-        <w:bidi w:val="0"/>
-        <w:jc w:val="both"/>
-        <w:rPr/>
-      </w:pPr>
-      <w:r>
-        <w:rPr/>
-        <w:t>В состояни</w:t>
-      </w:r>
-      <w:r>
-        <w:rPr>
-          <w:rFonts w:eastAsia="Calibri" w:cs="" w:cstheme="minorBidi" w:eastAsiaTheme="minorHAnsi"/>
-          <w:color w:val="auto"/>
-          <w:kern w:val="0"/>
-          <w:szCs w:val="22"/>
-          <w:lang w:val="ru-RU" w:eastAsia="en-US" w:bidi="ar-SA"/>
-        </w:rPr>
-        <w:t>и «Проводится» (do): ведётся учёт посещаемости, возможно внесение изменений в расписание (если занятие идёт с опозданием).</w:t>
-      </w:r>
-    </w:p>
-    <w:p>
-      <w:pPr>
-        <w:pStyle w:val="BodyText"/>
-        <w:widowControl/>
-        <w:numPr>
-          <w:ilvl w:val="0"/>
-          <w:numId w:val="2"/>
-        </w:numPr>
-        <w:suppressAutoHyphens w:val="true"/>
-        <w:bidi w:val="0"/>
-        <w:jc w:val="both"/>
-        <w:rPr/>
-      </w:pPr>
-      <w:r>
-        <w:rPr>
-          <w:rFonts w:eastAsia="Calibri" w:cs="" w:cstheme="minorBidi" w:eastAsiaTheme="minorHAnsi"/>
-          <w:color w:val="auto"/>
-          <w:kern w:val="0"/>
-          <w:szCs w:val="22"/>
-          <w:lang w:val="ru-RU" w:eastAsia="en-US" w:bidi="ar-SA"/>
-        </w:rPr>
-        <w:t>При переходе</w:t>
-      </w:r>
-      <w:r>
-        <w:rPr/>
-        <w:t xml:space="preserve"> в «Отменено» (entry): формируется уведомление студентам об отмене.</w:t>
+        <w:t>окончание – закрытие записи о занятии.</w:t>
       </w:r>
     </w:p>
     <w:p>
@@ -2163,7 +2236,7 @@
         <w:rPr/>
         <w:drawing>
           <wp:inline distT="0" distB="0" distL="0" distR="0">
-            <wp:extent cx="3463290" cy="5039995"/>
+            <wp:extent cx="3060065" cy="5382260"/>
             <wp:effectExtent l="0" t="0" r="0" b="0"/>
             <wp:docPr id="3" name="Изображение1"/>
             <wp:cNvGraphicFramePr>
@@ -2187,7 +2260,7 @@
                   <pic:spPr bwMode="auto">
                     <a:xfrm>
                       <a:off x="0" y="0"/>
-                      <a:ext cx="3463290" cy="5039995"/>
+                      <a:ext cx="3060065" cy="5382260"/>
                     </a:xfrm>
                     <a:prstGeom prst="rect">
                       <a:avLst/>
@@ -2253,13 +2326,7 @@
         <w:rPr>
           <w:lang w:val="ru-RU"/>
         </w:rPr>
-        <w:t xml:space="preserve"> - </w:t>
-      </w:r>
-      <w:r>
-        <w:rPr>
-          <w:lang w:val="ru-RU"/>
-        </w:rPr>
-        <w:t>Диаграмма состояний класса «Занятие»</w:t>
+        <w:t xml:space="preserve"> - Диаграмма состояний класса «Занятие»</w:t>
       </w:r>
     </w:p>
     <w:p>
@@ -2287,10 +2354,10 @@
         </w:tblCellMar>
       </w:tblPr>
       <w:tblGrid>
-        <w:gridCol w:w="2268"/>
+        <w:gridCol w:w="2266"/>
         <w:gridCol w:w="1984"/>
         <w:gridCol w:w="2552"/>
-        <w:gridCol w:w="2551"/>
+        <w:gridCol w:w="2553"/>
       </w:tblGrid>
       <w:tr>
         <w:trPr>
@@ -2298,7 +2365,7 @@
         </w:trPr>
         <w:tc>
           <w:tcPr>
-            <w:tcW w:w="2268" w:type="dxa"/>
+            <w:tcW w:w="2266" w:type="dxa"/>
             <w:tcBorders>
               <w:top w:val="single" w:sz="2" w:space="0" w:color="000000"/>
               <w:left w:val="single" w:sz="2" w:space="0" w:color="000000"/>
@@ -2361,7 +2428,7 @@
         </w:tc>
         <w:tc>
           <w:tcPr>
-            <w:tcW w:w="2551" w:type="dxa"/>
+            <w:tcW w:w="2553" w:type="dxa"/>
             <w:tcBorders>
               <w:top w:val="single" w:sz="2" w:space="0" w:color="000000"/>
               <w:left w:val="single" w:sz="2" w:space="0" w:color="000000"/>
@@ -2386,7 +2453,7 @@
         <w:trPr/>
         <w:tc>
           <w:tcPr>
-            <w:tcW w:w="2268" w:type="dxa"/>
+            <w:tcW w:w="2266" w:type="dxa"/>
             <w:tcBorders>
               <w:left w:val="single" w:sz="2" w:space="0" w:color="000000"/>
               <w:bottom w:val="single" w:sz="2" w:space="0" w:color="000000"/>
@@ -2446,7 +2513,7 @@
         </w:tc>
         <w:tc>
           <w:tcPr>
-            <w:tcW w:w="2551" w:type="dxa"/>
+            <w:tcW w:w="2553" w:type="dxa"/>
             <w:tcBorders>
               <w:left w:val="single" w:sz="2" w:space="0" w:color="000000"/>
               <w:bottom w:val="single" w:sz="2" w:space="0" w:color="000000"/>
@@ -2470,7 +2537,7 @@
         <w:trPr/>
         <w:tc>
           <w:tcPr>
-            <w:tcW w:w="2268" w:type="dxa"/>
+            <w:tcW w:w="2266" w:type="dxa"/>
             <w:tcBorders>
               <w:left w:val="single" w:sz="2" w:space="0" w:color="000000"/>
               <w:bottom w:val="single" w:sz="2" w:space="0" w:color="000000"/>
@@ -2530,7 +2597,7 @@
         </w:tc>
         <w:tc>
           <w:tcPr>
-            <w:tcW w:w="2551" w:type="dxa"/>
+            <w:tcW w:w="2553" w:type="dxa"/>
             <w:tcBorders>
               <w:left w:val="single" w:sz="2" w:space="0" w:color="000000"/>
               <w:bottom w:val="single" w:sz="2" w:space="0" w:color="000000"/>
@@ -2554,7 +2621,7 @@
         <w:trPr/>
         <w:tc>
           <w:tcPr>
-            <w:tcW w:w="2268" w:type="dxa"/>
+            <w:tcW w:w="2266" w:type="dxa"/>
             <w:tcBorders>
               <w:left w:val="single" w:sz="2" w:space="0" w:color="000000"/>
               <w:bottom w:val="single" w:sz="2" w:space="0" w:color="000000"/>
@@ -2614,7 +2681,7 @@
         </w:tc>
         <w:tc>
           <w:tcPr>
-            <w:tcW w:w="2551" w:type="dxa"/>
+            <w:tcW w:w="2553" w:type="dxa"/>
             <w:tcBorders>
               <w:left w:val="single" w:sz="2" w:space="0" w:color="000000"/>
               <w:bottom w:val="single" w:sz="2" w:space="0" w:color="000000"/>
@@ -2638,7 +2705,7 @@
         <w:trPr/>
         <w:tc>
           <w:tcPr>
-            <w:tcW w:w="2268" w:type="dxa"/>
+            <w:tcW w:w="2266" w:type="dxa"/>
             <w:tcBorders>
               <w:left w:val="single" w:sz="2" w:space="0" w:color="000000"/>
               <w:bottom w:val="single" w:sz="2" w:space="0" w:color="000000"/>
@@ -2698,7 +2765,7 @@
         </w:tc>
         <w:tc>
           <w:tcPr>
-            <w:tcW w:w="2551" w:type="dxa"/>
+            <w:tcW w:w="2553" w:type="dxa"/>
             <w:tcBorders>
               <w:left w:val="single" w:sz="2" w:space="0" w:color="000000"/>
               <w:bottom w:val="single" w:sz="2" w:space="0" w:color="000000"/>
@@ -2722,7 +2789,7 @@
         <w:trPr/>
         <w:tc>
           <w:tcPr>
-            <w:tcW w:w="2268" w:type="dxa"/>
+            <w:tcW w:w="2266" w:type="dxa"/>
             <w:tcBorders>
               <w:left w:val="single" w:sz="2" w:space="0" w:color="000000"/>
               <w:bottom w:val="single" w:sz="2" w:space="0" w:color="000000"/>
@@ -2782,7 +2849,7 @@
         </w:tc>
         <w:tc>
           <w:tcPr>
-            <w:tcW w:w="2551" w:type="dxa"/>
+            <w:tcW w:w="2553" w:type="dxa"/>
             <w:tcBorders>
               <w:left w:val="single" w:sz="2" w:space="0" w:color="000000"/>
               <w:bottom w:val="single" w:sz="2" w:space="0" w:color="000000"/>
@@ -2806,7 +2873,7 @@
         <w:trPr/>
         <w:tc>
           <w:tcPr>
-            <w:tcW w:w="2268" w:type="dxa"/>
+            <w:tcW w:w="2266" w:type="dxa"/>
             <w:tcBorders>
               <w:left w:val="single" w:sz="2" w:space="0" w:color="000000"/>
               <w:bottom w:val="single" w:sz="2" w:space="0" w:color="000000"/>
@@ -2840,7 +2907,7 @@
             </w:pPr>
             <w:r>
               <w:rPr/>
-              <w:t>отмена</w:t>
+              <w:t>изменение</w:t>
             </w:r>
           </w:p>
         </w:tc>
@@ -2860,13 +2927,13 @@
             </w:pPr>
             <w:r>
               <w:rPr/>
-              <w:t>Отменено</w:t>
-            </w:r>
-          </w:p>
-        </w:tc>
-        <w:tc>
-          <w:tcPr>
-            <w:tcW w:w="2551" w:type="dxa"/>
+              <w:t>Изменено</w:t>
+            </w:r>
+          </w:p>
+        </w:tc>
+        <w:tc>
+          <w:tcPr>
+            <w:tcW w:w="2553" w:type="dxa"/>
             <w:tcBorders>
               <w:left w:val="single" w:sz="2" w:space="0" w:color="000000"/>
               <w:bottom w:val="single" w:sz="2" w:space="0" w:color="000000"/>
@@ -2881,7 +2948,7 @@
             </w:pPr>
             <w:r>
               <w:rPr/>
-              <w:t>Уведомление студентов</w:t>
+              <w:t>Обновление данных</w:t>
             </w:r>
           </w:p>
         </w:tc>
@@ -2890,7 +2957,7 @@
         <w:trPr/>
         <w:tc>
           <w:tcPr>
-            <w:tcW w:w="2268" w:type="dxa"/>
+            <w:tcW w:w="2266" w:type="dxa"/>
             <w:tcBorders>
               <w:left w:val="single" w:sz="2" w:space="0" w:color="000000"/>
               <w:bottom w:val="single" w:sz="2" w:space="0" w:color="000000"/>
@@ -2904,7 +2971,7 @@
             </w:pPr>
             <w:r>
               <w:rPr/>
-              <w:t>Отменено</w:t>
+              <w:t>Изменено</w:t>
             </w:r>
           </w:p>
         </w:tc>
@@ -2924,7 +2991,7 @@
             </w:pPr>
             <w:r>
               <w:rPr/>
-              <w:t>восстановление</w:t>
+              <w:t>отмена</w:t>
             </w:r>
           </w:p>
         </w:tc>
@@ -2944,13 +3011,13 @@
             </w:pPr>
             <w:r>
               <w:rPr/>
-              <w:t>Запланировано</w:t>
-            </w:r>
-          </w:p>
-        </w:tc>
-        <w:tc>
-          <w:tcPr>
-            <w:tcW w:w="2551" w:type="dxa"/>
+              <w:t>Отменено</w:t>
+            </w:r>
+          </w:p>
+        </w:tc>
+        <w:tc>
+          <w:tcPr>
+            <w:tcW w:w="2553" w:type="dxa"/>
             <w:tcBorders>
               <w:left w:val="single" w:sz="2" w:space="0" w:color="000000"/>
               <w:bottom w:val="single" w:sz="2" w:space="0" w:color="000000"/>
@@ -2965,7 +3032,7 @@
             </w:pPr>
             <w:r>
               <w:rPr/>
-              <w:t>Восстановление записи</w:t>
+              <w:t>Уведомление студентов</w:t>
             </w:r>
           </w:p>
         </w:tc>
@@ -2974,7 +3041,7 @@
         <w:trPr/>
         <w:tc>
           <w:tcPr>
-            <w:tcW w:w="2268" w:type="dxa"/>
+            <w:tcW w:w="2266" w:type="dxa"/>
             <w:tcBorders>
               <w:left w:val="single" w:sz="2" w:space="0" w:color="000000"/>
               <w:bottom w:val="single" w:sz="2" w:space="0" w:color="000000"/>
@@ -3008,7 +3075,7 @@
             </w:pPr>
             <w:r>
               <w:rPr/>
-              <w:t>окончание</w:t>
+              <w:t>восстановление</w:t>
             </w:r>
           </w:p>
         </w:tc>
@@ -3028,13 +3095,13 @@
             </w:pPr>
             <w:r>
               <w:rPr/>
-              <w:t>–</w:t>
-            </w:r>
-          </w:p>
-        </w:tc>
-        <w:tc>
-          <w:tcPr>
-            <w:tcW w:w="2551" w:type="dxa"/>
+              <w:t>Запланировано</w:t>
+            </w:r>
+          </w:p>
+        </w:tc>
+        <w:tc>
+          <w:tcPr>
+            <w:tcW w:w="2553" w:type="dxa"/>
             <w:tcBorders>
               <w:left w:val="single" w:sz="2" w:space="0" w:color="000000"/>
               <w:bottom w:val="single" w:sz="2" w:space="0" w:color="000000"/>
@@ -3049,7 +3116,7 @@
             </w:pPr>
             <w:r>
               <w:rPr/>
-              <w:t>Закрытие записи</w:t>
+              <w:t>Восстановление записи</w:t>
             </w:r>
           </w:p>
         </w:tc>
@@ -3058,7 +3125,7 @@
         <w:trPr/>
         <w:tc>
           <w:tcPr>
-            <w:tcW w:w="2268" w:type="dxa"/>
+            <w:tcW w:w="2266" w:type="dxa"/>
             <w:tcBorders>
               <w:left w:val="single" w:sz="2" w:space="0" w:color="000000"/>
               <w:bottom w:val="single" w:sz="2" w:space="0" w:color="000000"/>
@@ -3072,7 +3139,7 @@
             </w:pPr>
             <w:r>
               <w:rPr/>
-              <w:t>Проводится</w:t>
+              <w:t>Отменено</w:t>
             </w:r>
           </w:p>
         </w:tc>
@@ -3092,7 +3159,7 @@
             </w:pPr>
             <w:r>
               <w:rPr/>
-              <w:t>завершение</w:t>
+              <w:t>окончание</w:t>
             </w:r>
           </w:p>
         </w:tc>
@@ -3112,13 +3179,13 @@
             </w:pPr>
             <w:r>
               <w:rPr/>
-              <w:t>Завершено</w:t>
-            </w:r>
-          </w:p>
-        </w:tc>
-        <w:tc>
-          <w:tcPr>
-            <w:tcW w:w="2551" w:type="dxa"/>
+              <w:t>–</w:t>
+            </w:r>
+          </w:p>
+        </w:tc>
+        <w:tc>
+          <w:tcPr>
+            <w:tcW w:w="2553" w:type="dxa"/>
             <w:tcBorders>
               <w:left w:val="single" w:sz="2" w:space="0" w:color="000000"/>
               <w:bottom w:val="single" w:sz="2" w:space="0" w:color="000000"/>
@@ -3133,7 +3200,7 @@
             </w:pPr>
             <w:r>
               <w:rPr/>
-              <w:t>Фиксация завершения</w:t>
+              <w:t>Закрытие записи</w:t>
             </w:r>
           </w:p>
         </w:tc>
@@ -3142,7 +3209,7 @@
         <w:trPr/>
         <w:tc>
           <w:tcPr>
-            <w:tcW w:w="2268" w:type="dxa"/>
+            <w:tcW w:w="2266" w:type="dxa"/>
             <w:tcBorders>
               <w:left w:val="single" w:sz="2" w:space="0" w:color="000000"/>
               <w:bottom w:val="single" w:sz="2" w:space="0" w:color="000000"/>
@@ -3156,7 +3223,7 @@
             </w:pPr>
             <w:r>
               <w:rPr/>
-              <w:t>Завершено</w:t>
+              <w:t>Проводится</w:t>
             </w:r>
           </w:p>
         </w:tc>
@@ -3176,7 +3243,7 @@
             </w:pPr>
             <w:r>
               <w:rPr/>
-              <w:t>окончание</w:t>
+              <w:t>завершение</w:t>
             </w:r>
           </w:p>
         </w:tc>
@@ -3196,13 +3263,97 @@
             </w:pPr>
             <w:r>
               <w:rPr/>
+              <w:t>Завершено</w:t>
+            </w:r>
+          </w:p>
+        </w:tc>
+        <w:tc>
+          <w:tcPr>
+            <w:tcW w:w="2553" w:type="dxa"/>
+            <w:tcBorders>
+              <w:left w:val="single" w:sz="2" w:space="0" w:color="000000"/>
+              <w:bottom w:val="single" w:sz="2" w:space="0" w:color="000000"/>
+              <w:right w:val="single" w:sz="2" w:space="0" w:color="000000"/>
+            </w:tcBorders>
+            <w:vAlign w:val="bottom"/>
+          </w:tcPr>
+          <w:p>
+            <w:pPr>
+              <w:pStyle w:val="user6"/>
+              <w:rPr/>
+            </w:pPr>
+            <w:r>
+              <w:rPr/>
+              <w:t>Фиксация завершения</w:t>
+            </w:r>
+          </w:p>
+        </w:tc>
+      </w:tr>
+      <w:tr>
+        <w:trPr/>
+        <w:tc>
+          <w:tcPr>
+            <w:tcW w:w="2266" w:type="dxa"/>
+            <w:tcBorders>
+              <w:left w:val="single" w:sz="2" w:space="0" w:color="000000"/>
+              <w:bottom w:val="single" w:sz="2" w:space="0" w:color="000000"/>
+            </w:tcBorders>
+            <w:vAlign w:val="bottom"/>
+          </w:tcPr>
+          <w:p>
+            <w:pPr>
+              <w:pStyle w:val="user6"/>
+              <w:rPr/>
+            </w:pPr>
+            <w:r>
+              <w:rPr/>
+              <w:t>Завершено</w:t>
+            </w:r>
+          </w:p>
+        </w:tc>
+        <w:tc>
+          <w:tcPr>
+            <w:tcW w:w="1984" w:type="dxa"/>
+            <w:tcBorders>
+              <w:left w:val="single" w:sz="2" w:space="0" w:color="000000"/>
+              <w:bottom w:val="single" w:sz="2" w:space="0" w:color="000000"/>
+            </w:tcBorders>
+            <w:vAlign w:val="bottom"/>
+          </w:tcPr>
+          <w:p>
+            <w:pPr>
+              <w:pStyle w:val="user6"/>
+              <w:rPr/>
+            </w:pPr>
+            <w:r>
+              <w:rPr/>
+              <w:t>окончание</w:t>
+            </w:r>
+          </w:p>
+        </w:tc>
+        <w:tc>
+          <w:tcPr>
+            <w:tcW w:w="2552" w:type="dxa"/>
+            <w:tcBorders>
+              <w:left w:val="single" w:sz="2" w:space="0" w:color="000000"/>
+              <w:bottom w:val="single" w:sz="2" w:space="0" w:color="000000"/>
+            </w:tcBorders>
+            <w:vAlign w:val="bottom"/>
+          </w:tcPr>
+          <w:p>
+            <w:pPr>
+              <w:pStyle w:val="user6"/>
+              <w:rPr/>
+            </w:pPr>
+            <w:r>
+              <w:rPr/>
               <w:t>–</w:t>
             </w:r>
           </w:p>
         </w:tc>
         <w:tc>
           <w:tcPr>
-            <w:tcW w:w="2551" w:type="dxa"/>
+            <w:tcW w:w="2553" w:type="dxa"/>
             <w:tcBorders>
               <w:left w:val="single" w:sz="2" w:space="0" w:color="000000"/>
               <w:bottom w:val="single" w:sz="2" w:space="0" w:color="000000"/>
@@ -3304,7 +3455,7 @@
           <w:rPr>
             <w:lang w:val="ru-RU"/>
           </w:rPr>
-          <w:t>3</w:t>
+          <w:t>4</w:t>
         </w:r>
         <w:r>
           <w:rPr>
@@ -3497,13 +3648,14 @@
     <w:lvl w:ilvl="1">
       <w:start w:val="1"/>
       <w:numFmt w:val="bullet"/>
-      <w:lvlText w:val="-"/>
+      <w:suff w:val="space"/>
+      <w:lvlText w:val="◦"/>
       <w:lvlJc w:val="left"/>
       <w:pPr>
         <w:tabs>
-          <w:tab w:val="num" w:pos="1080"/>
+          <w:tab w:val="num" w:pos="0"/>
         </w:tabs>
-        <w:ind w:left="1080" w:hanging="360"/>
+        <w:ind w:left="1276" w:hanging="312"/>
       </w:pPr>
       <w:rPr>
         <w:rFonts w:ascii="OpenSymbol" w:hAnsi="OpenSymbol" w:cs="OpenSymbol" w:hint="default"/>
